--- a/03_project/系統手冊/第3章系統規格.docx
+++ b/03_project/系統手冊/第3章系統規格.docx
@@ -583,7 +583,7 @@
                     <pic:cNvPicPr/>
                   </pic:nvPicPr>
                   <pic:blipFill>
-                    <a:blip r:embed="rId5" cstate="print">
+                    <a:blip r:embed="rId7" cstate="print">
                       <a:extLst>
                         <a:ext uri="{28A0092B-C50C-407E-A947-70E740481C1C}">
                           <a14:useLocalDpi xmlns:a14="http://schemas.microsoft.com/office/drawing/2010/main" val="0"/>
@@ -1379,17 +1379,19 @@
       <w:pPr>
         <w:pStyle w:val="af0"/>
         <w:snapToGrid w:val="0"/>
-        <w:ind w:left="0" w:firstLineChars="200" w:firstLine="480"/>
+        <w:ind w:left="0" w:firstLineChars="200" w:firstLine="560"/>
         <w:jc w:val="both"/>
         <w:rPr>
           <w:rFonts w:eastAsia="標楷體"/>
-          <w:szCs w:val="24"/>
-        </w:rPr>
-      </w:pPr>
-      <w:r>
-        <w:rPr>
-          <w:rFonts w:eastAsia="標楷體"/>
-          <w:szCs w:val="24"/>
+          <w:sz w:val="28"/>
+          <w:szCs w:val="28"/>
+        </w:rPr>
+      </w:pPr>
+      <w:r>
+        <w:rPr>
+          <w:rFonts w:eastAsia="標楷體"/>
+          <w:sz w:val="28"/>
+          <w:szCs w:val="28"/>
         </w:rPr>
         <w:t>以下列出</w:t>
       </w:r>
@@ -1397,7 +1399,8 @@
       <w:r>
         <w:rPr>
           <w:rFonts w:eastAsia="標楷體"/>
-          <w:szCs w:val="24"/>
+          <w:sz w:val="28"/>
+          <w:szCs w:val="28"/>
         </w:rPr>
         <w:t>了本組所</w:t>
       </w:r>
@@ -1405,7 +1408,8 @@
       <w:r>
         <w:rPr>
           <w:rFonts w:eastAsia="標楷體"/>
-          <w:szCs w:val="24"/>
+          <w:sz w:val="28"/>
+          <w:szCs w:val="28"/>
         </w:rPr>
         <w:t>選用的開發工具與技術，並說明了每項的特點與選擇理由：</w:t>
       </w:r>
@@ -1418,95 +1422,125 @@
           <w:numId w:val="8"/>
         </w:numPr>
         <w:snapToGrid w:val="0"/>
-        <w:spacing w:after="0" w:line="360" w:lineRule="auto"/>
-        <w:ind w:leftChars="296" w:left="1274" w:hangingChars="235" w:hanging="564"/>
+        <w:spacing w:after="0" w:line="240" w:lineRule="auto"/>
+        <w:ind w:leftChars="295" w:left="1274" w:hangingChars="202" w:hanging="566"/>
         <w:contextualSpacing w:val="0"/>
         <w:jc w:val="both"/>
         <w:rPr>
           <w:rFonts w:eastAsia="標楷體"/>
-        </w:rPr>
-      </w:pPr>
-      <w:r>
-        <w:rPr>
-          <w:rFonts w:eastAsia="標楷體"/>
+          <w:sz w:val="28"/>
+          <w:szCs w:val="28"/>
+        </w:rPr>
+      </w:pPr>
+      <w:r>
+        <w:rPr>
+          <w:rFonts w:eastAsia="標楷體"/>
+          <w:sz w:val="28"/>
+          <w:szCs w:val="28"/>
         </w:rPr>
         <w:t>Python</w:t>
       </w:r>
       <w:r>
         <w:rPr>
           <w:rFonts w:eastAsia="標楷體" w:hint="eastAsia"/>
+          <w:sz w:val="28"/>
+          <w:szCs w:val="28"/>
         </w:rPr>
         <w:t>：本系統主要使用</w:t>
       </w:r>
       <w:r>
         <w:rPr>
           <w:rFonts w:eastAsia="標楷體"/>
+          <w:sz w:val="28"/>
+          <w:szCs w:val="28"/>
         </w:rPr>
         <w:t xml:space="preserve"> Python </w:t>
       </w:r>
       <w:r>
         <w:rPr>
           <w:rFonts w:eastAsia="標楷體" w:hint="eastAsia"/>
+          <w:sz w:val="28"/>
+          <w:szCs w:val="28"/>
         </w:rPr>
         <w:t>作為後端開發語言，負責處理群組對話分析、條件擷取、情境判斷、</w:t>
       </w:r>
       <w:r>
         <w:rPr>
           <w:rFonts w:eastAsia="標楷體"/>
+          <w:sz w:val="28"/>
+          <w:szCs w:val="28"/>
         </w:rPr>
         <w:t xml:space="preserve">AI </w:t>
       </w:r>
       <w:r>
         <w:rPr>
           <w:rFonts w:eastAsia="標楷體" w:hint="eastAsia"/>
+          <w:sz w:val="28"/>
+          <w:szCs w:val="28"/>
         </w:rPr>
         <w:t>介入判定與</w:t>
       </w:r>
       <w:r>
         <w:rPr>
           <w:rFonts w:eastAsia="標楷體"/>
+          <w:sz w:val="28"/>
+          <w:szCs w:val="28"/>
         </w:rPr>
         <w:t xml:space="preserve"> JSON </w:t>
       </w:r>
       <w:r>
         <w:rPr>
           <w:rFonts w:eastAsia="標楷體" w:hint="eastAsia"/>
+          <w:sz w:val="28"/>
+          <w:szCs w:val="28"/>
         </w:rPr>
         <w:t>結構化輸出等功能。</w:t>
       </w:r>
       <w:r>
         <w:rPr>
           <w:rFonts w:eastAsia="標楷體"/>
+          <w:sz w:val="28"/>
+          <w:szCs w:val="28"/>
         </w:rPr>
         <w:t xml:space="preserve">Python </w:t>
       </w:r>
       <w:r>
         <w:rPr>
           <w:rFonts w:eastAsia="標楷體" w:hint="eastAsia"/>
+          <w:sz w:val="28"/>
+          <w:szCs w:val="28"/>
         </w:rPr>
         <w:t>具備語法簡潔、擴充性高及</w:t>
       </w:r>
       <w:r>
         <w:rPr>
           <w:rFonts w:eastAsia="標楷體"/>
+          <w:sz w:val="28"/>
+          <w:szCs w:val="28"/>
         </w:rPr>
         <w:t xml:space="preserve"> AI </w:t>
       </w:r>
       <w:r>
         <w:rPr>
           <w:rFonts w:eastAsia="標楷體" w:hint="eastAsia"/>
+          <w:sz w:val="28"/>
+          <w:szCs w:val="28"/>
         </w:rPr>
         <w:t>套件資源豐富等特性，適合作為</w:t>
       </w:r>
       <w:r>
         <w:rPr>
           <w:rFonts w:eastAsia="標楷體"/>
+          <w:sz w:val="28"/>
+          <w:szCs w:val="28"/>
         </w:rPr>
         <w:t xml:space="preserve"> AI decision core </w:t>
       </w:r>
       <w:r>
         <w:rPr>
           <w:rFonts w:eastAsia="標楷體" w:hint="eastAsia"/>
+          <w:sz w:val="28"/>
+          <w:szCs w:val="28"/>
         </w:rPr>
         <w:t>之核心開發語言。</w:t>
       </w:r>
@@ -1522,82 +1556,92 @@
           <w:tab w:val="left" w:pos="658"/>
         </w:tabs>
         <w:snapToGrid w:val="0"/>
-        <w:spacing w:after="0" w:line="360" w:lineRule="auto"/>
+        <w:spacing w:after="0" w:line="240" w:lineRule="auto"/>
         <w:contextualSpacing w:val="0"/>
         <w:jc w:val="both"/>
         <w:rPr>
           <w:rFonts w:eastAsia="標楷體"/>
-        </w:rPr>
-      </w:pPr>
-      <w:r>
-        <w:rPr>
-          <w:rFonts w:eastAsia="標楷體"/>
+          <w:sz w:val="28"/>
+          <w:szCs w:val="28"/>
+        </w:rPr>
+      </w:pPr>
+      <w:r>
+        <w:rPr>
+          <w:rFonts w:eastAsia="標楷體"/>
+          <w:sz w:val="28"/>
+          <w:szCs w:val="28"/>
         </w:rPr>
         <w:t>OpenAI GPT-4.1 mini</w:t>
       </w:r>
       <w:r>
         <w:rPr>
           <w:rFonts w:eastAsia="標楷體" w:hint="eastAsia"/>
+          <w:sz w:val="28"/>
+          <w:szCs w:val="28"/>
         </w:rPr>
         <w:t>：本系統使用</w:t>
       </w:r>
       <w:r>
         <w:rPr>
           <w:rFonts w:eastAsia="標楷體"/>
+          <w:sz w:val="28"/>
+          <w:szCs w:val="28"/>
         </w:rPr>
         <w:t xml:space="preserve"> OpenAI GPT-4.1 mini </w:t>
       </w:r>
       <w:r>
         <w:rPr>
           <w:rFonts w:eastAsia="標楷體" w:hint="eastAsia"/>
-        </w:rPr>
-        <w:t>作為大語言模型（</w:t>
-      </w:r>
-      <w:r>
-        <w:rPr>
-          <w:rFonts w:eastAsia="標楷體"/>
-        </w:rPr>
-        <w:t>LLM</w:t>
+          <w:sz w:val="28"/>
+          <w:szCs w:val="28"/>
+        </w:rPr>
+        <w:t>作為大語言模型，負責分析</w:t>
+      </w:r>
+      <w:r>
+        <w:rPr>
+          <w:rFonts w:eastAsia="標楷體"/>
+          <w:sz w:val="28"/>
+          <w:szCs w:val="28"/>
+        </w:rPr>
+        <w:t xml:space="preserve"> LINE </w:t>
       </w:r>
       <w:r>
         <w:rPr>
           <w:rFonts w:eastAsia="標楷體" w:hint="eastAsia"/>
-        </w:rPr>
-        <w:t>），負責分析</w:t>
-      </w:r>
-      <w:r>
-        <w:rPr>
-          <w:rFonts w:eastAsia="標楷體"/>
-        </w:rPr>
-        <w:t xml:space="preserve"> LINE </w:t>
+          <w:sz w:val="28"/>
+          <w:szCs w:val="28"/>
+        </w:rPr>
+        <w:t>群組中的多人對話內容，理解使用者需求與討論脈絡，並協助判斷目前討論情境與是否需要</w:t>
+      </w:r>
+      <w:r>
+        <w:rPr>
+          <w:rFonts w:eastAsia="標楷體"/>
+          <w:sz w:val="28"/>
+          <w:szCs w:val="28"/>
+        </w:rPr>
+        <w:t xml:space="preserve"> AI </w:t>
       </w:r>
       <w:r>
         <w:rPr>
           <w:rFonts w:eastAsia="標楷體" w:hint="eastAsia"/>
-        </w:rPr>
-        <w:t>群組中的多人對話內容，理解使用者需求與討論脈絡，並協助判斷目前討論情境與是否需要</w:t>
-      </w:r>
-      <w:r>
-        <w:rPr>
-          <w:rFonts w:eastAsia="標楷體"/>
-        </w:rPr>
-        <w:t xml:space="preserve"> AI </w:t>
+          <w:sz w:val="28"/>
+          <w:szCs w:val="28"/>
+        </w:rPr>
+        <w:t>主動介入。相較於傳統關鍵字比對方式，</w:t>
+      </w:r>
+      <w:r>
+        <w:rPr>
+          <w:rFonts w:eastAsia="標楷體"/>
+          <w:sz w:val="28"/>
+          <w:szCs w:val="28"/>
+        </w:rPr>
+        <w:t xml:space="preserve">LLM </w:t>
       </w:r>
       <w:r>
         <w:rPr>
           <w:rFonts w:eastAsia="標楷體" w:hint="eastAsia"/>
-        </w:rPr>
-        <w:t>主動介入。相較於傳統關鍵字比對方式，</w:t>
-      </w:r>
-      <w:r>
-        <w:rPr>
-          <w:rFonts w:eastAsia="標楷體"/>
-        </w:rPr>
-        <w:t xml:space="preserve">LLM </w:t>
-      </w:r>
-      <w:r>
-        <w:rPr>
-          <w:rFonts w:eastAsia="標楷體" w:hint="eastAsia"/>
+          <w:sz w:val="28"/>
+          <w:szCs w:val="28"/>
         </w:rPr>
         <w:t>能更有效理解自然語言中的上下文關係與多人討論內容。</w:t>
       </w:r>
@@ -1613,70 +1657,76 @@
           <w:tab w:val="left" w:pos="658"/>
         </w:tabs>
         <w:snapToGrid w:val="0"/>
-        <w:spacing w:after="0" w:line="360" w:lineRule="auto"/>
+        <w:spacing w:after="0" w:line="240" w:lineRule="auto"/>
         <w:contextualSpacing w:val="0"/>
         <w:jc w:val="both"/>
         <w:rPr>
           <w:rFonts w:eastAsia="標楷體"/>
-        </w:rPr>
-      </w:pPr>
-      <w:r>
-        <w:rPr>
-          <w:rFonts w:eastAsia="標楷體"/>
+          <w:sz w:val="28"/>
+          <w:szCs w:val="28"/>
+        </w:rPr>
+      </w:pPr>
+      <w:r>
+        <w:rPr>
+          <w:rFonts w:eastAsia="標楷體"/>
+          <w:sz w:val="28"/>
+          <w:szCs w:val="28"/>
         </w:rPr>
         <w:t>MongoDB</w:t>
       </w:r>
       <w:r>
         <w:rPr>
           <w:rFonts w:eastAsia="標楷體" w:hint="eastAsia"/>
-        </w:rPr>
-        <w:t>（</w:t>
-      </w:r>
-      <w:r>
-        <w:rPr>
-          <w:rFonts w:eastAsia="標楷體"/>
-        </w:rPr>
-        <w:t>NoSQL</w:t>
+          <w:sz w:val="28"/>
+          <w:szCs w:val="28"/>
+        </w:rPr>
+        <w:t>：本系統採用</w:t>
+      </w:r>
+      <w:r>
+        <w:rPr>
+          <w:rFonts w:eastAsia="標楷體"/>
+          <w:sz w:val="28"/>
+          <w:szCs w:val="28"/>
+        </w:rPr>
+        <w:t xml:space="preserve"> MongoDB </w:t>
       </w:r>
       <w:r>
         <w:rPr>
           <w:rFonts w:eastAsia="標楷體" w:hint="eastAsia"/>
-        </w:rPr>
-        <w:t>）：本系統未來規劃採用</w:t>
-      </w:r>
-      <w:r>
-        <w:rPr>
-          <w:rFonts w:eastAsia="標楷體"/>
-        </w:rPr>
-        <w:t xml:space="preserve"> MongoDB </w:t>
+          <w:sz w:val="28"/>
+          <w:szCs w:val="28"/>
+        </w:rPr>
+        <w:t>作為</w:t>
+      </w:r>
+      <w:r>
+        <w:rPr>
+          <w:rFonts w:eastAsia="標楷體"/>
+          <w:sz w:val="28"/>
+          <w:szCs w:val="28"/>
+        </w:rPr>
+        <w:t xml:space="preserve"> NoSQL </w:t>
       </w:r>
       <w:r>
         <w:rPr>
           <w:rFonts w:eastAsia="標楷體" w:hint="eastAsia"/>
-        </w:rPr>
-        <w:t>作為</w:t>
-      </w:r>
-      <w:r>
-        <w:rPr>
-          <w:rFonts w:eastAsia="標楷體"/>
-        </w:rPr>
-        <w:t xml:space="preserve"> NoSQL </w:t>
+          <w:sz w:val="28"/>
+          <w:szCs w:val="28"/>
+        </w:rPr>
+        <w:t>資料庫，用於儲存對話資料、推薦結果、測試資料與系統相關資訊。由於群組聊天內容屬於非結構化資料，因此相較於傳統關聯式資料庫，</w:t>
+      </w:r>
+      <w:r>
+        <w:rPr>
+          <w:rFonts w:eastAsia="標楷體"/>
+          <w:sz w:val="28"/>
+          <w:szCs w:val="28"/>
+        </w:rPr>
+        <w:t xml:space="preserve">MongoDB </w:t>
       </w:r>
       <w:r>
         <w:rPr>
           <w:rFonts w:eastAsia="標楷體" w:hint="eastAsia"/>
-        </w:rPr>
-        <w:t>資料庫，用於儲存對話資料、推薦結果、測試資料與系統相關資訊。由於群組聊天內容屬於非結構化資料，因此相較於傳統關聯式資料庫，</w:t>
-      </w:r>
-      <w:r>
-        <w:rPr>
-          <w:rFonts w:eastAsia="標楷體"/>
-        </w:rPr>
-        <w:t xml:space="preserve">MongoDB </w:t>
-      </w:r>
-      <w:r>
-        <w:rPr>
-          <w:rFonts w:eastAsia="標楷體" w:hint="eastAsia"/>
+          <w:sz w:val="28"/>
+          <w:szCs w:val="28"/>
         </w:rPr>
         <w:t>更具彈性，較適合處理多樣化與動態變化之資料格式。</w:t>
       </w:r>
@@ -1692,70 +1742,76 @@
           <w:tab w:val="left" w:pos="658"/>
         </w:tabs>
         <w:snapToGrid w:val="0"/>
-        <w:spacing w:after="0" w:line="360" w:lineRule="auto"/>
+        <w:spacing w:after="0" w:line="240" w:lineRule="auto"/>
         <w:contextualSpacing w:val="0"/>
         <w:jc w:val="both"/>
         <w:rPr>
           <w:rFonts w:eastAsia="標楷體"/>
-        </w:rPr>
-      </w:pPr>
-      <w:r>
-        <w:rPr>
-          <w:rFonts w:eastAsia="標楷體"/>
+          <w:sz w:val="28"/>
+          <w:szCs w:val="28"/>
+        </w:rPr>
+      </w:pPr>
+      <w:r>
+        <w:rPr>
+          <w:rFonts w:eastAsia="標楷體"/>
+          <w:sz w:val="28"/>
+          <w:szCs w:val="28"/>
         </w:rPr>
         <w:t>Visual Studio Code</w:t>
       </w:r>
       <w:r>
         <w:rPr>
           <w:rFonts w:eastAsia="標楷體" w:hint="eastAsia"/>
-        </w:rPr>
-        <w:t>：作為本系統主要整合開發環境（</w:t>
-      </w:r>
-      <w:r>
-        <w:rPr>
-          <w:rFonts w:eastAsia="標楷體"/>
-        </w:rPr>
-        <w:t>IDE</w:t>
+          <w:sz w:val="28"/>
+          <w:szCs w:val="28"/>
+        </w:rPr>
+        <w:t>：作為本系統主要整合開發環境，用於程式撰寫、模組管理、除錯與測試。</w:t>
+      </w:r>
+      <w:r>
+        <w:rPr>
+          <w:rFonts w:eastAsia="標楷體"/>
+          <w:sz w:val="28"/>
+          <w:szCs w:val="28"/>
+        </w:rPr>
+        <w:t xml:space="preserve">Visual Studio Code </w:t>
       </w:r>
       <w:r>
         <w:rPr>
           <w:rFonts w:eastAsia="標楷體" w:hint="eastAsia"/>
-        </w:rPr>
-        <w:t>），用於程式撰寫、模組管理、除錯與測試。</w:t>
-      </w:r>
-      <w:r>
-        <w:rPr>
-          <w:rFonts w:eastAsia="標楷體"/>
-        </w:rPr>
-        <w:t xml:space="preserve">Visual Studio Code </w:t>
+          <w:sz w:val="28"/>
+          <w:szCs w:val="28"/>
+        </w:rPr>
+        <w:t>支援</w:t>
+      </w:r>
+      <w:r>
+        <w:rPr>
+          <w:rFonts w:eastAsia="標楷體"/>
+          <w:sz w:val="28"/>
+          <w:szCs w:val="28"/>
+        </w:rPr>
+        <w:t xml:space="preserve"> Python </w:t>
       </w:r>
       <w:r>
         <w:rPr>
           <w:rFonts w:eastAsia="標楷體" w:hint="eastAsia"/>
-        </w:rPr>
-        <w:t>支援</w:t>
-      </w:r>
-      <w:r>
-        <w:rPr>
-          <w:rFonts w:eastAsia="標楷體"/>
-        </w:rPr>
-        <w:t xml:space="preserve"> Python </w:t>
+          <w:sz w:val="28"/>
+          <w:szCs w:val="28"/>
+        </w:rPr>
+        <w:t>開發與</w:t>
+      </w:r>
+      <w:r>
+        <w:rPr>
+          <w:rFonts w:eastAsia="標楷體"/>
+          <w:sz w:val="28"/>
+          <w:szCs w:val="28"/>
+        </w:rPr>
+        <w:t xml:space="preserve"> GitHub </w:t>
       </w:r>
       <w:r>
         <w:rPr>
           <w:rFonts w:eastAsia="標楷體" w:hint="eastAsia"/>
-        </w:rPr>
-        <w:t>開發與</w:t>
-      </w:r>
-      <w:r>
-        <w:rPr>
-          <w:rFonts w:eastAsia="標楷體"/>
-        </w:rPr>
-        <w:t xml:space="preserve"> GitHub </w:t>
-      </w:r>
-      <w:r>
-        <w:rPr>
-          <w:rFonts w:eastAsia="標楷體" w:hint="eastAsia"/>
+          <w:sz w:val="28"/>
+          <w:szCs w:val="28"/>
         </w:rPr>
         <w:t>整合，可提升專案開發效率與多人協作便利性。</w:t>
       </w:r>
@@ -1771,60 +1827,128 @@
           <w:tab w:val="left" w:pos="658"/>
         </w:tabs>
         <w:snapToGrid w:val="0"/>
-        <w:spacing w:after="0" w:line="360" w:lineRule="auto"/>
+        <w:spacing w:after="0" w:line="240" w:lineRule="auto"/>
         <w:contextualSpacing w:val="0"/>
         <w:jc w:val="both"/>
         <w:rPr>
           <w:rFonts w:eastAsia="標楷體"/>
-        </w:rPr>
-      </w:pPr>
-      <w:r>
-        <w:rPr>
-          <w:rFonts w:eastAsia="標楷體"/>
-        </w:rPr>
-        <w:t xml:space="preserve">Git </w:t>
-      </w:r>
-      <w:r>
-        <w:rPr>
-          <w:rFonts w:eastAsia="標楷體" w:hint="eastAsia"/>
-        </w:rPr>
-        <w:t>與</w:t>
-      </w:r>
-      <w:r>
-        <w:rPr>
-          <w:rFonts w:eastAsia="標楷體"/>
-        </w:rPr>
-        <w:t xml:space="preserve"> GitHub</w:t>
-      </w:r>
-      <w:r>
-        <w:rPr>
-          <w:rFonts w:eastAsia="標楷體" w:hint="eastAsia"/>
-        </w:rPr>
-        <w:t>：本系統使用</w:t>
-      </w:r>
-      <w:r>
-        <w:rPr>
-          <w:rFonts w:eastAsia="標楷體"/>
-        </w:rPr>
-        <w:t xml:space="preserve"> Git </w:t>
-      </w:r>
-      <w:r>
-        <w:rPr>
-          <w:rFonts w:eastAsia="標楷體" w:hint="eastAsia"/>
-        </w:rPr>
-        <w:t>作為版本控制工具，並透過</w:t>
-      </w:r>
-      <w:r>
-        <w:rPr>
-          <w:rFonts w:eastAsia="標楷體"/>
-        </w:rPr>
-        <w:t xml:space="preserve"> GitHub </w:t>
-      </w:r>
-      <w:r>
-        <w:rPr>
-          <w:rFonts w:eastAsia="標楷體" w:hint="eastAsia"/>
-        </w:rPr>
-        <w:t>進行專案管理與團隊協作。開發過程中可透過版本紀錄、程式碼同步與分支管理方式，協助團隊進行多人共同開發與功能整合。</w:t>
+          <w:sz w:val="28"/>
+          <w:szCs w:val="28"/>
+        </w:rPr>
+      </w:pPr>
+      <w:r>
+        <w:rPr>
+          <w:rFonts w:eastAsia="標楷體"/>
+          <w:sz w:val="28"/>
+          <w:szCs w:val="28"/>
+        </w:rPr>
+        <w:t>Flask</w:t>
+      </w:r>
+      <w:r>
+        <w:rPr>
+          <w:rFonts w:eastAsia="標楷體"/>
+          <w:sz w:val="28"/>
+          <w:szCs w:val="28"/>
+        </w:rPr>
+        <w:t>：本系統於</w:t>
+      </w:r>
+      <w:r>
+        <w:rPr>
+          <w:rFonts w:eastAsia="標楷體"/>
+          <w:sz w:val="28"/>
+          <w:szCs w:val="28"/>
+        </w:rPr>
+        <w:t xml:space="preserve"> LINE Bot </w:t>
+      </w:r>
+      <w:proofErr w:type="gramStart"/>
+      <w:r>
+        <w:rPr>
+          <w:rFonts w:eastAsia="標楷體"/>
+          <w:sz w:val="28"/>
+          <w:szCs w:val="28"/>
+        </w:rPr>
+        <w:t>串接層使用</w:t>
+      </w:r>
+      <w:proofErr w:type="gramEnd"/>
+      <w:r>
+        <w:rPr>
+          <w:rFonts w:eastAsia="標楷體"/>
+          <w:sz w:val="28"/>
+          <w:szCs w:val="28"/>
+        </w:rPr>
+        <w:t xml:space="preserve"> Flask </w:t>
+      </w:r>
+      <w:r>
+        <w:rPr>
+          <w:rFonts w:eastAsia="標楷體"/>
+          <w:sz w:val="28"/>
+          <w:szCs w:val="28"/>
+        </w:rPr>
+        <w:t>作為</w:t>
+      </w:r>
+      <w:r>
+        <w:rPr>
+          <w:rFonts w:eastAsia="標楷體"/>
+          <w:sz w:val="28"/>
+          <w:szCs w:val="28"/>
+        </w:rPr>
+        <w:t xml:space="preserve"> Webhook </w:t>
+      </w:r>
+      <w:r>
+        <w:rPr>
+          <w:rFonts w:eastAsia="標楷體"/>
+          <w:sz w:val="28"/>
+          <w:szCs w:val="28"/>
+        </w:rPr>
+        <w:t>伺服器框架，用於接收</w:t>
+      </w:r>
+      <w:r>
+        <w:rPr>
+          <w:rFonts w:eastAsia="標楷體"/>
+          <w:sz w:val="28"/>
+          <w:szCs w:val="28"/>
+        </w:rPr>
+        <w:t xml:space="preserve"> LINE Platform </w:t>
+      </w:r>
+      <w:r>
+        <w:rPr>
+          <w:rFonts w:eastAsia="標楷體"/>
+          <w:sz w:val="28"/>
+          <w:szCs w:val="28"/>
+        </w:rPr>
+        <w:t>傳送之</w:t>
+      </w:r>
+      <w:r>
+        <w:rPr>
+          <w:rFonts w:eastAsia="標楷體"/>
+          <w:sz w:val="28"/>
+          <w:szCs w:val="28"/>
+        </w:rPr>
+        <w:t xml:space="preserve"> callback </w:t>
+      </w:r>
+      <w:r>
+        <w:rPr>
+          <w:rFonts w:eastAsia="標楷體"/>
+          <w:sz w:val="28"/>
+          <w:szCs w:val="28"/>
+        </w:rPr>
+        <w:t>訊息，並將群組對話交由後端</w:t>
+      </w:r>
+      <w:r>
+        <w:rPr>
+          <w:rFonts w:eastAsia="標楷體"/>
+          <w:sz w:val="28"/>
+          <w:szCs w:val="28"/>
+        </w:rPr>
+        <w:t xml:space="preserve"> AI </w:t>
+      </w:r>
+      <w:r>
+        <w:rPr>
+          <w:rFonts w:eastAsia="標楷體"/>
+          <w:sz w:val="28"/>
+          <w:szCs w:val="28"/>
+        </w:rPr>
+        <w:t>決策核心分析。</w:t>
       </w:r>
     </w:p>
     <w:p>
@@ -1838,72 +1962,78 @@
           <w:tab w:val="left" w:pos="658"/>
         </w:tabs>
         <w:snapToGrid w:val="0"/>
-        <w:spacing w:after="0" w:line="360" w:lineRule="auto"/>
+        <w:spacing w:after="0" w:line="240" w:lineRule="auto"/>
         <w:contextualSpacing w:val="0"/>
         <w:jc w:val="both"/>
         <w:rPr>
           <w:rFonts w:eastAsia="標楷體"/>
-        </w:rPr>
-      </w:pPr>
-      <w:r>
-        <w:rPr>
-          <w:rFonts w:eastAsia="標楷體"/>
-        </w:rPr>
-        <w:t>LINE Messaging API</w:t>
+          <w:sz w:val="28"/>
+          <w:szCs w:val="28"/>
+        </w:rPr>
+      </w:pPr>
+      <w:r>
+        <w:rPr>
+          <w:rFonts w:eastAsia="標楷體"/>
+          <w:sz w:val="28"/>
+          <w:szCs w:val="28"/>
+        </w:rPr>
+        <w:t xml:space="preserve">Git </w:t>
       </w:r>
       <w:r>
         <w:rPr>
           <w:rFonts w:eastAsia="標楷體" w:hint="eastAsia"/>
-        </w:rPr>
-        <w:t>：本系統透過</w:t>
-      </w:r>
-      <w:r>
-        <w:rPr>
-          <w:rFonts w:eastAsia="標楷體"/>
-        </w:rPr>
-        <w:t xml:space="preserve"> LINE Messaging API </w:t>
+          <w:sz w:val="28"/>
+          <w:szCs w:val="28"/>
+        </w:rPr>
+        <w:t>與</w:t>
+      </w:r>
+      <w:r>
+        <w:rPr>
+          <w:rFonts w:eastAsia="標楷體"/>
+          <w:sz w:val="28"/>
+          <w:szCs w:val="28"/>
+        </w:rPr>
+        <w:t xml:space="preserve"> GitHub</w:t>
       </w:r>
       <w:r>
         <w:rPr>
           <w:rFonts w:eastAsia="標楷體" w:hint="eastAsia"/>
-        </w:rPr>
-        <w:t>建立</w:t>
-      </w:r>
-      <w:r>
-        <w:rPr>
-          <w:rFonts w:eastAsia="標楷體"/>
-        </w:rPr>
-        <w:t xml:space="preserve"> LINE Bot </w:t>
+          <w:sz w:val="28"/>
+          <w:szCs w:val="28"/>
+        </w:rPr>
+        <w:t>：本系統使用</w:t>
+      </w:r>
+      <w:r>
+        <w:rPr>
+          <w:rFonts w:eastAsia="標楷體"/>
+          <w:sz w:val="28"/>
+          <w:szCs w:val="28"/>
+        </w:rPr>
+        <w:t xml:space="preserve"> Git </w:t>
       </w:r>
       <w:r>
         <w:rPr>
           <w:rFonts w:eastAsia="標楷體" w:hint="eastAsia"/>
-        </w:rPr>
-        <w:t>功能，用於接收群組聊天訊息與回傳</w:t>
-      </w:r>
-      <w:r>
-        <w:rPr>
-          <w:rFonts w:eastAsia="標楷體"/>
-        </w:rPr>
-        <w:t xml:space="preserve"> AI </w:t>
+          <w:sz w:val="28"/>
+          <w:szCs w:val="28"/>
+        </w:rPr>
+        <w:t>作為版本控制工具，並透過</w:t>
+      </w:r>
+      <w:r>
+        <w:rPr>
+          <w:rFonts w:eastAsia="標楷體"/>
+          <w:sz w:val="28"/>
+          <w:szCs w:val="28"/>
+        </w:rPr>
+        <w:t xml:space="preserve"> GitHub </w:t>
       </w:r>
       <w:r>
         <w:rPr>
           <w:rFonts w:eastAsia="標楷體" w:hint="eastAsia"/>
-        </w:rPr>
-        <w:t>分析結果。使用者可直接於</w:t>
-      </w:r>
-      <w:r>
-        <w:rPr>
-          <w:rFonts w:eastAsia="標楷體"/>
-        </w:rPr>
-        <w:t xml:space="preserve"> LINE </w:t>
-      </w:r>
-      <w:r>
-        <w:rPr>
-          <w:rFonts w:eastAsia="標楷體" w:hint="eastAsia"/>
-        </w:rPr>
-        <w:t>群組中與系統互動，不需額外安裝其他應用程式。</w:t>
+          <w:sz w:val="28"/>
+          <w:szCs w:val="28"/>
+        </w:rPr>
+        <w:t>進行專案管理與團隊協作。開發過程中可透過版本紀錄、程式碼同步與分支管理方式，協助團隊進行多人共同開發與功能整合。</w:t>
       </w:r>
     </w:p>
     <w:p>
@@ -1917,79 +2047,94 @@
           <w:tab w:val="left" w:pos="658"/>
         </w:tabs>
         <w:snapToGrid w:val="0"/>
-        <w:spacing w:after="0" w:line="360" w:lineRule="auto"/>
+        <w:spacing w:after="0" w:line="240" w:lineRule="auto"/>
         <w:contextualSpacing w:val="0"/>
         <w:jc w:val="both"/>
         <w:rPr>
           <w:rFonts w:eastAsia="標楷體"/>
-        </w:rPr>
-      </w:pPr>
-      <w:r>
-        <w:rPr>
-          <w:rFonts w:eastAsia="標楷體"/>
-        </w:rPr>
-        <w:t>UML</w:t>
+          <w:sz w:val="28"/>
+          <w:szCs w:val="28"/>
+        </w:rPr>
+      </w:pPr>
+      <w:r>
+        <w:rPr>
+          <w:rFonts w:eastAsia="標楷體"/>
+          <w:sz w:val="28"/>
+          <w:szCs w:val="28"/>
+        </w:rPr>
+        <w:t>LINE Messaging API</w:t>
       </w:r>
       <w:r>
         <w:rPr>
           <w:rFonts w:eastAsia="標楷體" w:hint="eastAsia"/>
-        </w:rPr>
-        <w:t>（</w:t>
-      </w:r>
-      <w:r>
-        <w:rPr>
-          <w:rFonts w:eastAsia="標楷體"/>
-        </w:rPr>
-        <w:t>Unified Modeling Language</w:t>
+          <w:sz w:val="28"/>
+          <w:szCs w:val="28"/>
+        </w:rPr>
+        <w:t>：本系統透過</w:t>
+      </w:r>
+      <w:r>
+        <w:rPr>
+          <w:rFonts w:eastAsia="標楷體"/>
+          <w:sz w:val="28"/>
+          <w:szCs w:val="28"/>
+        </w:rPr>
+        <w:t xml:space="preserve"> LINE Messaging API </w:t>
       </w:r>
       <w:r>
         <w:rPr>
           <w:rFonts w:eastAsia="標楷體" w:hint="eastAsia"/>
-        </w:rPr>
-        <w:t>）：本系統於分析與設計階段使用</w:t>
-      </w:r>
-      <w:r>
-        <w:rPr>
-          <w:rFonts w:eastAsia="標楷體"/>
-        </w:rPr>
-        <w:t xml:space="preserve"> UML </w:t>
+          <w:sz w:val="28"/>
+          <w:szCs w:val="28"/>
+        </w:rPr>
+        <w:t>建立</w:t>
+      </w:r>
+      <w:r>
+        <w:rPr>
+          <w:rFonts w:eastAsia="標楷體"/>
+          <w:sz w:val="28"/>
+          <w:szCs w:val="28"/>
+        </w:rPr>
+        <w:t xml:space="preserve"> LINE Bot </w:t>
       </w:r>
       <w:r>
         <w:rPr>
           <w:rFonts w:eastAsia="標楷體" w:hint="eastAsia"/>
-        </w:rPr>
-        <w:t>作為系統建模工具，透過使用個案圖（</w:t>
-      </w:r>
-      <w:r>
-        <w:rPr>
-          <w:rFonts w:eastAsia="標楷體"/>
-        </w:rPr>
-        <w:t>Use Case Diagram</w:t>
+          <w:sz w:val="28"/>
+          <w:szCs w:val="28"/>
+        </w:rPr>
+        <w:t>功能，用於接收群組聊天訊息與回傳</w:t>
+      </w:r>
+      <w:r>
+        <w:rPr>
+          <w:rFonts w:eastAsia="標楷體"/>
+          <w:sz w:val="28"/>
+          <w:szCs w:val="28"/>
+        </w:rPr>
+        <w:t xml:space="preserve"> AI </w:t>
       </w:r>
       <w:r>
         <w:rPr>
           <w:rFonts w:eastAsia="標楷體" w:hint="eastAsia"/>
-        </w:rPr>
-        <w:t>）與系統架構圖（</w:t>
-      </w:r>
-      <w:r>
-        <w:rPr>
-          <w:rFonts w:eastAsia="標楷體"/>
-        </w:rPr>
-        <w:t>System Architecture Diagram</w:t>
+          <w:sz w:val="28"/>
+          <w:szCs w:val="28"/>
+        </w:rPr>
+        <w:t>分析結果。使用者可直接於</w:t>
+      </w:r>
+      <w:r>
+        <w:rPr>
+          <w:rFonts w:eastAsia="標楷體"/>
+          <w:sz w:val="28"/>
+          <w:szCs w:val="28"/>
+        </w:rPr>
+        <w:t xml:space="preserve"> LINE </w:t>
       </w:r>
       <w:r>
         <w:rPr>
           <w:rFonts w:eastAsia="標楷體" w:hint="eastAsia"/>
-        </w:rPr>
-        <w:t>）</w:t>
-      </w:r>
-      <w:r>
-        <w:rPr>
-          <w:rFonts w:eastAsia="標楷體" w:hint="eastAsia"/>
-        </w:rPr>
-        <w:lastRenderedPageBreak/>
-        <w:t>協助分析系統流程、模組關係與資料流向，使系統架構更加清晰。</w:t>
+          <w:sz w:val="28"/>
+          <w:szCs w:val="28"/>
+        </w:rPr>
+        <w:t>群組中與系統互動，不需額外安裝其他應用程式。</w:t>
       </w:r>
     </w:p>
     <w:p>
@@ -2003,78 +2148,163 @@
           <w:tab w:val="left" w:pos="658"/>
         </w:tabs>
         <w:snapToGrid w:val="0"/>
-        <w:spacing w:after="0" w:line="360" w:lineRule="auto"/>
+        <w:spacing w:after="0" w:line="240" w:lineRule="auto"/>
         <w:contextualSpacing w:val="0"/>
         <w:jc w:val="both"/>
         <w:rPr>
           <w:rFonts w:eastAsia="標楷體"/>
+          <w:sz w:val="28"/>
+          <w:szCs w:val="28"/>
+        </w:rPr>
+      </w:pPr>
+      <w:r>
+        <w:rPr>
+          <w:rFonts w:eastAsia="標楷體"/>
+          <w:sz w:val="28"/>
+          <w:szCs w:val="28"/>
+        </w:rPr>
+        <w:t>UML</w:t>
+      </w:r>
+      <w:r>
+        <w:rPr>
+          <w:rFonts w:eastAsia="標楷體" w:hint="eastAsia"/>
+          <w:sz w:val="28"/>
+          <w:szCs w:val="28"/>
+        </w:rPr>
+        <w:t>：本系統於分析與設計階段使用</w:t>
+      </w:r>
+      <w:r>
+        <w:rPr>
+          <w:rFonts w:eastAsia="標楷體"/>
+          <w:sz w:val="28"/>
+          <w:szCs w:val="28"/>
+        </w:rPr>
+        <w:t xml:space="preserve"> UML </w:t>
+      </w:r>
+      <w:r>
+        <w:rPr>
+          <w:rFonts w:eastAsia="標楷體" w:hint="eastAsia"/>
+          <w:sz w:val="28"/>
+          <w:szCs w:val="28"/>
+        </w:rPr>
+        <w:t>作為系統建模工具，透過使用個案圖與系統架構圖協助分析系統流程、模組關係與資料流向，使系統架構更加清晰。</w:t>
+      </w:r>
+    </w:p>
+    <w:p>
+      <w:pPr>
+        <w:pStyle w:val="aa"/>
+        <w:numPr>
+          <w:ilvl w:val="0"/>
+          <w:numId w:val="8"/>
+        </w:numPr>
+        <w:tabs>
+          <w:tab w:val="left" w:pos="658"/>
+        </w:tabs>
+        <w:snapToGrid w:val="0"/>
+        <w:spacing w:after="0" w:line="240" w:lineRule="auto"/>
+        <w:contextualSpacing w:val="0"/>
+        <w:jc w:val="both"/>
+        <w:rPr>
+          <w:rFonts w:eastAsia="標楷體"/>
           <w:b/>
-          <w:sz w:val="36"/>
+          <w:sz w:val="28"/>
+          <w:szCs w:val="28"/>
         </w:rPr>
       </w:pPr>
       <w:r>
         <w:rPr>
           <w:rFonts w:eastAsia="標楷體" w:hint="eastAsia"/>
+          <w:sz w:val="28"/>
+          <w:szCs w:val="28"/>
         </w:rPr>
         <w:t>外部</w:t>
       </w:r>
       <w:r>
         <w:rPr>
           <w:rFonts w:eastAsia="標楷體"/>
+          <w:sz w:val="28"/>
+          <w:szCs w:val="28"/>
         </w:rPr>
         <w:t xml:space="preserve"> API </w:t>
       </w:r>
       <w:r>
         <w:rPr>
           <w:rFonts w:eastAsia="標楷體" w:hint="eastAsia"/>
+          <w:sz w:val="28"/>
+          <w:szCs w:val="28"/>
         </w:rPr>
         <w:t>串接技術：本系統預留與</w:t>
       </w:r>
       <w:r>
         <w:rPr>
           <w:rFonts w:eastAsia="標楷體"/>
+          <w:sz w:val="28"/>
+          <w:szCs w:val="28"/>
         </w:rPr>
         <w:t xml:space="preserve"> Google Maps API</w:t>
       </w:r>
       <w:r>
         <w:rPr>
           <w:rFonts w:eastAsia="標楷體" w:hint="eastAsia"/>
+          <w:sz w:val="28"/>
+          <w:szCs w:val="28"/>
         </w:rPr>
         <w:t>、餐廳資料</w:t>
       </w:r>
       <w:r>
         <w:rPr>
           <w:rFonts w:eastAsia="標楷體"/>
+          <w:sz w:val="28"/>
+          <w:szCs w:val="28"/>
         </w:rPr>
         <w:t xml:space="preserve"> API</w:t>
       </w:r>
       <w:r>
         <w:rPr>
           <w:rFonts w:eastAsia="標楷體" w:hint="eastAsia"/>
-        </w:rPr>
-        <w:t>、電影場次</w:t>
-      </w:r>
-      <w:r>
-        <w:rPr>
-          <w:rFonts w:eastAsia="標楷體"/>
+          <w:sz w:val="28"/>
+          <w:szCs w:val="28"/>
+        </w:rPr>
+        <w:t>、電</w:t>
+      </w:r>
+      <w:r>
+        <w:rPr>
+          <w:rFonts w:eastAsia="標楷體" w:hint="eastAsia"/>
+          <w:sz w:val="28"/>
+          <w:szCs w:val="28"/>
+        </w:rPr>
+        <w:lastRenderedPageBreak/>
+        <w:t>影場次</w:t>
+      </w:r>
+      <w:r>
+        <w:rPr>
+          <w:rFonts w:eastAsia="標楷體"/>
+          <w:sz w:val="28"/>
+          <w:szCs w:val="28"/>
         </w:rPr>
         <w:t xml:space="preserve"> API </w:t>
       </w:r>
       <w:r>
         <w:rPr>
           <w:rFonts w:eastAsia="標楷體" w:hint="eastAsia"/>
+          <w:sz w:val="28"/>
+          <w:szCs w:val="28"/>
         </w:rPr>
         <w:t>與天氣資訊</w:t>
       </w:r>
       <w:r>
         <w:rPr>
           <w:rFonts w:eastAsia="標楷體"/>
+          <w:sz w:val="28"/>
+          <w:szCs w:val="28"/>
         </w:rPr>
         <w:t xml:space="preserve"> API </w:t>
       </w:r>
       <w:r>
         <w:rPr>
           <w:rFonts w:eastAsia="標楷體" w:hint="eastAsia"/>
+          <w:sz w:val="28"/>
+          <w:szCs w:val="28"/>
         </w:rPr>
         <w:t>等外部服務串接能力，以提供路線規劃、地點查詢、推薦資訊與即時資料整合等功能，作為後續功能擴充之基礎。</w:t>
       </w:r>
@@ -2281,7 +2511,7 @@
                 <w:sz w:val="28"/>
                 <w:szCs w:val="28"/>
               </w:rPr>
-              <w:t>前端開發</w:t>
+              <w:t>前端</w:t>
             </w:r>
           </w:p>
         </w:tc>
@@ -2297,11 +2527,51 @@
               <w:snapToGrid w:val="0"/>
               <w:jc w:val="center"/>
               <w:rPr>
-                <w:rFonts w:ascii="Times New Roman" w:eastAsia="標楷體" w:hAnsi="Times New Roman"/>
+                <w:rFonts w:ascii="Times New Roman" w:eastAsia="標楷體" w:hAnsi="Times New Roman" w:hint="eastAsia"/>
                 <w:sz w:val="28"/>
                 <w:szCs w:val="28"/>
               </w:rPr>
             </w:pPr>
+            <w:r>
+              <w:rPr>
+                <w:rFonts w:ascii="Times New Roman" w:eastAsia="標楷體" w:hAnsi="Times New Roman"/>
+                <w:sz w:val="28"/>
+                <w:szCs w:val="28"/>
+              </w:rPr>
+              <w:t>HTML</w:t>
+            </w:r>
+            <w:r>
+              <w:rPr>
+                <w:rFonts w:ascii="Times New Roman" w:eastAsia="標楷體" w:hAnsi="Times New Roman"/>
+                <w:sz w:val="28"/>
+                <w:szCs w:val="28"/>
+              </w:rPr>
+              <w:t>、</w:t>
+            </w:r>
+            <w:r>
+              <w:rPr>
+                <w:rFonts w:ascii="Times New Roman" w:eastAsia="標楷體" w:hAnsi="Times New Roman"/>
+                <w:sz w:val="28"/>
+                <w:szCs w:val="28"/>
+              </w:rPr>
+              <w:t>CSS</w:t>
+            </w:r>
+            <w:r>
+              <w:rPr>
+                <w:rFonts w:ascii="Times New Roman" w:eastAsia="標楷體" w:hAnsi="Times New Roman"/>
+                <w:sz w:val="28"/>
+                <w:szCs w:val="28"/>
+              </w:rPr>
+              <w:t>、</w:t>
+            </w:r>
+            <w:r>
+              <w:rPr>
+                <w:rFonts w:ascii="Times New Roman" w:eastAsia="標楷體" w:hAnsi="Times New Roman"/>
+                <w:sz w:val="28"/>
+                <w:szCs w:val="28"/>
+              </w:rPr>
+              <w:t>JavaScript</w:t>
+            </w:r>
           </w:p>
         </w:tc>
       </w:tr>
@@ -2318,7 +2588,7 @@
               <w:snapToGrid w:val="0"/>
               <w:jc w:val="center"/>
               <w:rPr>
-                <w:rFonts w:ascii="Times New Roman" w:eastAsia="標楷體" w:hAnsi="Times New Roman"/>
+                <w:rFonts w:ascii="Times New Roman" w:eastAsia="標楷體" w:hAnsi="Times New Roman" w:hint="eastAsia"/>
                 <w:sz w:val="28"/>
                 <w:szCs w:val="28"/>
               </w:rPr>
@@ -2329,7 +2599,7 @@
                 <w:sz w:val="28"/>
                 <w:szCs w:val="28"/>
               </w:rPr>
-              <w:t>後端開發</w:t>
+              <w:t>後端</w:t>
             </w:r>
           </w:p>
         </w:tc>
@@ -2357,6 +2627,22 @@
                 <w:szCs w:val="28"/>
               </w:rPr>
               <w:t>Python</w:t>
+            </w:r>
+            <w:r>
+              <w:rPr>
+                <w:rFonts w:ascii="Times New Roman" w:eastAsia="標楷體" w:hAnsi="Times New Roman" w:hint="eastAsia"/>
+                <w:sz w:val="28"/>
+                <w:szCs w:val="28"/>
+              </w:rPr>
+              <w:t>、</w:t>
+            </w:r>
+            <w:r>
+              <w:rPr>
+                <w:rFonts w:ascii="Times New Roman" w:eastAsia="標楷體" w:hAnsi="Times New Roman" w:hint="eastAsia"/>
+                <w:sz w:val="28"/>
+                <w:szCs w:val="28"/>
+              </w:rPr>
+              <w:t>Flask</w:t>
             </w:r>
           </w:p>
         </w:tc>
@@ -2374,7 +2660,7 @@
               <w:snapToGrid w:val="0"/>
               <w:jc w:val="center"/>
               <w:rPr>
-                <w:rFonts w:ascii="Times New Roman" w:eastAsia="標楷體" w:hAnsi="Times New Roman" w:hint="eastAsia"/>
+                <w:rFonts w:ascii="Times New Roman" w:eastAsia="標楷體" w:hAnsi="Times New Roman"/>
                 <w:sz w:val="28"/>
                 <w:szCs w:val="28"/>
               </w:rPr>
@@ -2557,70 +2843,6 @@
                 <w:szCs w:val="28"/>
               </w:rPr>
               <w:t>Visual Studio Code</w:t>
-            </w:r>
-          </w:p>
-        </w:tc>
-      </w:tr>
-      <w:tr>
-        <w:tc>
-          <w:tcPr>
-            <w:tcW w:w="5097" w:type="dxa"/>
-          </w:tcPr>
-          <w:p>
-            <w:pPr>
-              <w:tabs>
-                <w:tab w:val="left" w:pos="1788"/>
-              </w:tabs>
-              <w:snapToGrid w:val="0"/>
-              <w:jc w:val="center"/>
-              <w:rPr>
-                <w:rFonts w:ascii="Times New Roman" w:eastAsia="標楷體" w:hAnsi="Times New Roman" w:hint="eastAsia"/>
-                <w:sz w:val="28"/>
-                <w:szCs w:val="28"/>
-              </w:rPr>
-            </w:pPr>
-            <w:r>
-              <w:rPr>
-                <w:rFonts w:ascii="Times New Roman" w:eastAsia="標楷體" w:hAnsi="Times New Roman"/>
-                <w:sz w:val="28"/>
-                <w:szCs w:val="28"/>
-              </w:rPr>
-              <w:t xml:space="preserve">LINE Bot </w:t>
-            </w:r>
-            <w:r>
-              <w:rPr>
-                <w:rFonts w:ascii="Times New Roman" w:eastAsia="標楷體" w:hAnsi="Times New Roman"/>
-                <w:sz w:val="28"/>
-                <w:szCs w:val="28"/>
-              </w:rPr>
-              <w:t>串接</w:t>
-            </w:r>
-          </w:p>
-        </w:tc>
-        <w:tc>
-          <w:tcPr>
-            <w:tcW w:w="5097" w:type="dxa"/>
-          </w:tcPr>
-          <w:p>
-            <w:pPr>
-              <w:tabs>
-                <w:tab w:val="left" w:pos="1788"/>
-              </w:tabs>
-              <w:snapToGrid w:val="0"/>
-              <w:jc w:val="center"/>
-              <w:rPr>
-                <w:rFonts w:ascii="Times New Roman" w:eastAsia="標楷體" w:hAnsi="Times New Roman"/>
-                <w:sz w:val="28"/>
-                <w:szCs w:val="28"/>
-              </w:rPr>
-            </w:pPr>
-            <w:r>
-              <w:rPr>
-                <w:rFonts w:ascii="Times New Roman" w:eastAsia="標楷體" w:hAnsi="Times New Roman"/>
-                <w:sz w:val="28"/>
-                <w:szCs w:val="28"/>
-              </w:rPr>
-              <w:t>LINE Messaging API</w:t>
             </w:r>
           </w:p>
         </w:tc>
@@ -2669,7 +2891,7 @@
               <w:snapToGrid w:val="0"/>
               <w:jc w:val="center"/>
               <w:rPr>
-                <w:rFonts w:ascii="Times New Roman" w:eastAsia="標楷體" w:hAnsi="Times New Roman" w:hint="eastAsia"/>
+                <w:rFonts w:ascii="Times New Roman" w:eastAsia="標楷體" w:hAnsi="Times New Roman"/>
                 <w:sz w:val="28"/>
                 <w:szCs w:val="28"/>
               </w:rPr>
@@ -2696,7 +2918,7 @@
               <w:snapToGrid w:val="0"/>
               <w:jc w:val="center"/>
               <w:rPr>
-                <w:rFonts w:ascii="Times New Roman" w:eastAsia="標楷體" w:hAnsi="Times New Roman"/>
+                <w:rFonts w:ascii="Times New Roman" w:eastAsia="標楷體" w:hAnsi="Times New Roman" w:hint="eastAsia"/>
                 <w:sz w:val="28"/>
                 <w:szCs w:val="28"/>
               </w:rPr>
@@ -2711,6 +2933,38 @@
               <w:t>PlantUML</w:t>
             </w:r>
             <w:proofErr w:type="spellEnd"/>
+            <w:r>
+              <w:rPr>
+                <w:rFonts w:ascii="Times New Roman" w:eastAsia="標楷體" w:hAnsi="Times New Roman" w:hint="eastAsia"/>
+                <w:sz w:val="28"/>
+                <w:szCs w:val="28"/>
+              </w:rPr>
+              <w:t>、</w:t>
+            </w:r>
+            <w:r>
+              <w:rPr>
+                <w:rFonts w:ascii="Times New Roman" w:eastAsia="標楷體" w:hAnsi="Times New Roman" w:hint="eastAsia"/>
+                <w:sz w:val="28"/>
+                <w:szCs w:val="28"/>
+              </w:rPr>
+              <w:t>D</w:t>
+            </w:r>
+            <w:r>
+              <w:rPr>
+                <w:rFonts w:ascii="Times New Roman" w:eastAsia="標楷體" w:hAnsi="Times New Roman"/>
+                <w:sz w:val="28"/>
+                <w:szCs w:val="28"/>
+              </w:rPr>
+              <w:t>r</w:t>
+            </w:r>
+            <w:r>
+              <w:rPr>
+                <w:rFonts w:ascii="Times New Roman" w:eastAsia="標楷體" w:hAnsi="Times New Roman" w:hint="eastAsia"/>
+                <w:sz w:val="28"/>
+                <w:szCs w:val="28"/>
+              </w:rPr>
+              <w:t>aw.io</w:t>
+            </w:r>
           </w:p>
         </w:tc>
       </w:tr>
@@ -2727,7 +2981,7 @@
               <w:snapToGrid w:val="0"/>
               <w:jc w:val="center"/>
               <w:rPr>
-                <w:rFonts w:ascii="Times New Roman" w:eastAsia="標楷體" w:hAnsi="Times New Roman" w:hint="eastAsia"/>
+                <w:rFonts w:ascii="Times New Roman" w:eastAsia="標楷體" w:hAnsi="Times New Roman"/>
                 <w:sz w:val="28"/>
                 <w:szCs w:val="28"/>
               </w:rPr>
@@ -2934,7 +3188,7 @@
               <w:snapToGrid w:val="0"/>
               <w:jc w:val="center"/>
               <w:rPr>
-                <w:rFonts w:ascii="Times New Roman" w:eastAsia="標楷體" w:hAnsi="Times New Roman" w:hint="eastAsia"/>
+                <w:rFonts w:ascii="Times New Roman" w:eastAsia="標楷體" w:hAnsi="Times New Roman"/>
                 <w:sz w:val="28"/>
                 <w:szCs w:val="28"/>
               </w:rPr>
@@ -3014,7 +3268,7 @@
               <w:snapToGrid w:val="0"/>
               <w:jc w:val="center"/>
               <w:rPr>
-                <w:rFonts w:ascii="Times New Roman" w:eastAsia="標楷體" w:hAnsi="Times New Roman" w:hint="eastAsia"/>
+                <w:rFonts w:ascii="Times New Roman" w:eastAsia="標楷體" w:hAnsi="Times New Roman"/>
                 <w:sz w:val="28"/>
                 <w:szCs w:val="28"/>
               </w:rPr>
@@ -3098,6 +3352,56 @@
     </w:sectPr>
   </w:body>
 </w:document>
+</file>
+
+<file path=word/endnotes.xml><?xml version="1.0" encoding="utf-8"?>
+<w:endnotes xmlns:wpc="http://schemas.microsoft.com/office/word/2010/wordprocessingCanvas" xmlns:cx="http://schemas.microsoft.com/office/drawing/2014/chartex" xmlns:cx1="http://schemas.microsoft.com/office/drawing/2015/9/8/chartex" xmlns:cx2="http://schemas.microsoft.com/office/drawing/2015/10/21/chartex" xmlns:cx3="http://schemas.microsoft.com/office/drawing/2016/5/9/chartex" xmlns:cx4="http://schemas.microsoft.com/office/drawing/2016/5/10/chartex" xmlns:cx5="http://schemas.microsoft.com/office/drawing/2016/5/11/chartex" xmlns:cx6="http://schemas.microsoft.com/office/drawing/2016/5/12/chartex" xmlns:cx7="http://schemas.microsoft.com/office/drawing/2016/5/13/chartex" xmlns:cx8="http://schemas.microsoft.com/office/drawing/2016/5/14/chartex" xmlns:mc="http://schemas.openxmlformats.org/markup-compatibility/2006" xmlns:aink="http://schemas.microsoft.com/office/drawing/2016/ink" xmlns:am3d="http://schemas.microsoft.com/office/drawing/2017/model3d" xmlns:o="urn:schemas-microsoft-com:office:office" xmlns:oel="http://schemas.microsoft.com/office/2019/extlst" xmlns:r="http://schemas.openxmlformats.org/officeDocument/2006/relationships" xmlns:m="http://schemas.openxmlformats.org/officeDocument/2006/math" xmlns:v="urn:schemas-microsoft-com:vml" xmlns:wp14="http://schemas.microsoft.com/office/word/2010/wordprocessingDrawing" xmlns:wp="http://schemas.openxmlformats.org/drawingml/2006/wordprocessingDrawing" xmlns:w10="urn:schemas-microsoft-com:office:word" xmlns:w="http://schemas.openxmlformats.org/wordprocessingml/2006/main" xmlns:w14="http://schemas.microsoft.com/office/word/2010/wordml" xmlns:w15="http://schemas.microsoft.com/office/word/2012/wordml" xmlns:w16cex="http://schemas.microsoft.com/office/word/2018/wordml/cex" xmlns:w16cid="http://schemas.microsoft.com/office/word/2016/wordml/cid" xmlns:w16="http://schemas.microsoft.com/office/word/2018/wordml" xmlns:w16du="http://schemas.microsoft.com/office/word/2023/wordml/word16du" xmlns:w16sdtdh="http://schemas.microsoft.com/office/word/2020/wordml/sdtdatahash" xmlns:w16sdtfl="http://schemas.microsoft.com/office/word/2024/wordml/sdtformatlock" xmlns:w16se="http://schemas.microsoft.com/office/word/2015/wordml/symex" xmlns:wpg="http://schemas.microsoft.com/office/word/2010/wordprocessingGroup" xmlns:wpi="http://schemas.microsoft.com/office/word/2010/wordprocessingInk" xmlns:wne="http://schemas.microsoft.com/office/word/2006/wordml" xmlns:wps="http://schemas.microsoft.com/office/word/2010/wordprocessingShape" mc:Ignorable="w14 w15 w16se w16cid w16 w16cex w16sdtdh w16sdtfl w16du wp14">
+  <w:endnote w:type="separator" w:id="-1">
+    <w:p>
+      <w:pPr>
+        <w:spacing w:after="0" w:line="240" w:lineRule="auto"/>
+      </w:pPr>
+      <w:r>
+        <w:separator/>
+      </w:r>
+    </w:p>
+  </w:endnote>
+  <w:endnote w:type="continuationSeparator" w:id="0">
+    <w:p>
+      <w:pPr>
+        <w:spacing w:after="0" w:line="240" w:lineRule="auto"/>
+      </w:pPr>
+      <w:r>
+        <w:continuationSeparator/>
+      </w:r>
+    </w:p>
+  </w:endnote>
+</w:endnotes>
+</file>
+
+<file path=word/footnotes.xml><?xml version="1.0" encoding="utf-8"?>
+<w:footnotes xmlns:wpc="http://schemas.microsoft.com/office/word/2010/wordprocessingCanvas" xmlns:cx="http://schemas.microsoft.com/office/drawing/2014/chartex" xmlns:cx1="http://schemas.microsoft.com/office/drawing/2015/9/8/chartex" xmlns:cx2="http://schemas.microsoft.com/office/drawing/2015/10/21/chartex" xmlns:cx3="http://schemas.microsoft.com/office/drawing/2016/5/9/chartex" xmlns:cx4="http://schemas.microsoft.com/office/drawing/2016/5/10/chartex" xmlns:cx5="http://schemas.microsoft.com/office/drawing/2016/5/11/chartex" xmlns:cx6="http://schemas.microsoft.com/office/drawing/2016/5/12/chartex" xmlns:cx7="http://schemas.microsoft.com/office/drawing/2016/5/13/chartex" xmlns:cx8="http://schemas.microsoft.com/office/drawing/2016/5/14/chartex" xmlns:mc="http://schemas.openxmlformats.org/markup-compatibility/2006" xmlns:aink="http://schemas.microsoft.com/office/drawing/2016/ink" xmlns:am3d="http://schemas.microsoft.com/office/drawing/2017/model3d" xmlns:o="urn:schemas-microsoft-com:office:office" xmlns:oel="http://schemas.microsoft.com/office/2019/extlst" xmlns:r="http://schemas.openxmlformats.org/officeDocument/2006/relationships" xmlns:m="http://schemas.openxmlformats.org/officeDocument/2006/math" xmlns:v="urn:schemas-microsoft-com:vml" xmlns:wp14="http://schemas.microsoft.com/office/word/2010/wordprocessingDrawing" xmlns:wp="http://schemas.openxmlformats.org/drawingml/2006/wordprocessingDrawing" xmlns:w10="urn:schemas-microsoft-com:office:word" xmlns:w="http://schemas.openxmlformats.org/wordprocessingml/2006/main" xmlns:w14="http://schemas.microsoft.com/office/word/2010/wordml" xmlns:w15="http://schemas.microsoft.com/office/word/2012/wordml" xmlns:w16cex="http://schemas.microsoft.com/office/word/2018/wordml/cex" xmlns:w16cid="http://schemas.microsoft.com/office/word/2016/wordml/cid" xmlns:w16="http://schemas.microsoft.com/office/word/2018/wordml" xmlns:w16du="http://schemas.microsoft.com/office/word/2023/wordml/word16du" xmlns:w16sdtdh="http://schemas.microsoft.com/office/word/2020/wordml/sdtdatahash" xmlns:w16sdtfl="http://schemas.microsoft.com/office/word/2024/wordml/sdtformatlock" xmlns:w16se="http://schemas.microsoft.com/office/word/2015/wordml/symex" xmlns:wpg="http://schemas.microsoft.com/office/word/2010/wordprocessingGroup" xmlns:wpi="http://schemas.microsoft.com/office/word/2010/wordprocessingInk" xmlns:wne="http://schemas.microsoft.com/office/word/2006/wordml" xmlns:wps="http://schemas.microsoft.com/office/word/2010/wordprocessingShape" mc:Ignorable="w14 w15 w16se w16cid w16 w16cex w16sdtdh w16sdtfl w16du wp14">
+  <w:footnote w:type="separator" w:id="-1">
+    <w:p>
+      <w:pPr>
+        <w:spacing w:after="0" w:line="240" w:lineRule="auto"/>
+      </w:pPr>
+      <w:r>
+        <w:separator/>
+      </w:r>
+    </w:p>
+  </w:footnote>
+  <w:footnote w:type="continuationSeparator" w:id="0">
+    <w:p>
+      <w:pPr>
+        <w:spacing w:after="0" w:line="240" w:lineRule="auto"/>
+      </w:pPr>
+      <w:r>
+        <w:continuationSeparator/>
+      </w:r>
+    </w:p>
+  </w:footnote>
+</w:footnotes>
 </file>
 
 <file path=word/numbering.xml><?xml version="1.0" encoding="utf-8"?>
@@ -4508,6 +4812,7 @@
   <w:style w:type="character" w:default="1" w:styleId="a1">
     <w:name w:val="Default Paragraph Font"/>
     <w:uiPriority w:val="1"/>
+    <w:semiHidden/>
     <w:unhideWhenUsed/>
   </w:style>
   <w:style w:type="table" w:default="1" w:styleId="a2">
@@ -4870,6 +5175,66 @@
       <w14:ligatures w14:val="none"/>
     </w:rPr>
   </w:style>
+  <w:style w:type="paragraph" w:styleId="af1">
+    <w:name w:val="header"/>
+    <w:basedOn w:val="a0"/>
+    <w:link w:val="af2"/>
+    <w:uiPriority w:val="99"/>
+    <w:unhideWhenUsed/>
+    <w:rsid w:val="00790255"/>
+    <w:pPr>
+      <w:tabs>
+        <w:tab w:val="center" w:pos="4153"/>
+        <w:tab w:val="right" w:pos="8306"/>
+      </w:tabs>
+      <w:snapToGrid w:val="0"/>
+    </w:pPr>
+    <w:rPr>
+      <w:sz w:val="20"/>
+      <w:szCs w:val="20"/>
+    </w:rPr>
+  </w:style>
+  <w:style w:type="character" w:customStyle="1" w:styleId="af2">
+    <w:name w:val="頁首 字元"/>
+    <w:basedOn w:val="a1"/>
+    <w:link w:val="af1"/>
+    <w:uiPriority w:val="99"/>
+    <w:rsid w:val="00790255"/>
+    <w:rPr>
+      <w:sz w:val="20"/>
+      <w:szCs w:val="20"/>
+    </w:rPr>
+  </w:style>
+  <w:style w:type="paragraph" w:styleId="af3">
+    <w:name w:val="footer"/>
+    <w:basedOn w:val="a0"/>
+    <w:link w:val="af4"/>
+    <w:uiPriority w:val="99"/>
+    <w:unhideWhenUsed/>
+    <w:rsid w:val="00790255"/>
+    <w:pPr>
+      <w:tabs>
+        <w:tab w:val="center" w:pos="4153"/>
+        <w:tab w:val="right" w:pos="8306"/>
+      </w:tabs>
+      <w:snapToGrid w:val="0"/>
+    </w:pPr>
+    <w:rPr>
+      <w:sz w:val="20"/>
+      <w:szCs w:val="20"/>
+    </w:rPr>
+  </w:style>
+  <w:style w:type="character" w:customStyle="1" w:styleId="af4">
+    <w:name w:val="頁尾 字元"/>
+    <w:basedOn w:val="a1"/>
+    <w:link w:val="af3"/>
+    <w:uiPriority w:val="99"/>
+    <w:rsid w:val="00790255"/>
+    <w:rPr>
+      <w:sz w:val="20"/>
+      <w:szCs w:val="20"/>
+    </w:rPr>
+  </w:style>
 </w:styles>
 </file>
 
